--- a/content/files/visuals-protection.docx
+++ b/content/files/visuals-protection.docx
@@ -11,21 +11,7 @@
           <w:b/>
           <w:bCs/>
         </w:rPr>
-        <w:t xml:space="preserve">СЦЕНАРИЙ: </w:t>
-      </w:r>
-      <w:r>
-        <w:rPr>
-          <w:b/>
-          <w:bCs/>
-        </w:rPr>
-        <w:t xml:space="preserve">ЗАЩИТИТЬ </w:t>
-      </w:r>
-      <w:r>
-        <w:rPr>
-          <w:b/>
-          <w:bCs/>
-        </w:rPr>
-        <w:t>ПРАВА</w:t>
+        <w:t>СЦЕНАРИЙ: ЗАЩИТИТЬ ПРАВА</w:t>
       </w:r>
     </w:p>
     <w:p>
@@ -202,11 +188,34 @@
         </w:rPr>
         <w:t xml:space="preserve">см. </w:t>
       </w:r>
+      <w:hyperlink r:id="rId7" w:anchor="ZwNcbYV34Fz2nNz4" w:history="1">
+        <w:r>
+          <w:rPr>
+            <w:rStyle w:val="a5"/>
+            <w:szCs w:val="28"/>
+          </w:rPr>
+          <w:t xml:space="preserve">п. 55 ПП ВС РФ </w:t>
+        </w:r>
+        <w:r>
+          <w:rPr>
+            <w:rStyle w:val="a5"/>
+            <w:szCs w:val="28"/>
+          </w:rPr>
+          <w:t>№</w:t>
+        </w:r>
+        <w:r>
+          <w:rPr>
+            <w:rStyle w:val="a5"/>
+            <w:szCs w:val="28"/>
+          </w:rPr>
+          <w:t xml:space="preserve"> 10</w:t>
+        </w:r>
+      </w:hyperlink>
       <w:r>
         <w:rPr>
           <w:szCs w:val="28"/>
         </w:rPr>
-        <w:t>п. 55 ПП ВС РФ № 10).</w:t>
+        <w:t>).</w:t>
       </w:r>
     </w:p>
     <w:p>
@@ -346,12 +355,15 @@
       <w:r>
         <w:t>: сохраните креатив с пометкой «Реклама», названием рекламодателя и токеном erid. По нему можно установить, кто заказал рекламу (</w:t>
       </w:r>
-      <w:r>
-        <w:rPr>
-          <w:color w:val="FF0000"/>
-        </w:rPr>
-        <w:t>ст. 18.1 Федерального закона от 13.03.2006 № 38-ФЗ «О рекламе»</w:t>
-      </w:r>
+      <w:hyperlink r:id="rId8" w:history="1">
+        <w:r>
+          <w:rPr>
+            <w:color w:val="0563C1"/>
+            <w:u w:val="single"/>
+          </w:rPr>
+          <w:t>ст. 18.1 Федерального закона от 13.03.2006 № 38-ФЗ «О рекламе»</w:t>
+        </w:r>
+      </w:hyperlink>
       <w:r>
         <w:t>).</w:t>
       </w:r>
@@ -374,12 +386,15 @@
       <w:r>
         <w:t>: сохраните страницу приложения в магазине (название, разработчик, скриншоты, дата обновления), установите его и запишите видео экранов. Для товаров с вашими изображениями можно сделать покупку и сохранить чек: факт продажи подтверждают и видеозаписью (</w:t>
       </w:r>
-      <w:r>
-        <w:rPr>
-          <w:color w:val="FF0000"/>
-        </w:rPr>
-        <w:t>п. 55 ПП ВС РФ № 10</w:t>
-      </w:r>
+      <w:hyperlink r:id="rId9" w:history="1">
+        <w:r>
+          <w:rPr>
+            <w:color w:val="0563C1"/>
+            <w:u w:val="single"/>
+          </w:rPr>
+          <w:t>п. 55 ПП ВС РФ № 10</w:t>
+        </w:r>
+      </w:hyperlink>
       <w:r>
         <w:t>).</w:t>
       </w:r>
@@ -453,27 +468,42 @@
         </w:rPr>
         <w:t xml:space="preserve">см. </w:t>
       </w:r>
+      <w:hyperlink r:id="rId10" w:anchor="ZwNcbYV34Fz2nNz4" w:history="1">
+        <w:r>
+          <w:rPr>
+            <w:rStyle w:val="a5"/>
+            <w:szCs w:val="28"/>
+          </w:rPr>
+          <w:t>п. 55 ПП ВС РФ № 10</w:t>
+        </w:r>
+      </w:hyperlink>
       <w:r>
         <w:rPr>
           <w:szCs w:val="28"/>
         </w:rPr>
-        <w:t xml:space="preserve">п. 55 ПП ВС РФ № 10, </w:t>
-      </w:r>
-      <w:r>
-        <w:rPr>
-          <w:color w:val="FF0000"/>
-        </w:rPr>
-        <w:t>ст. 102</w:t>
-      </w:r>
-      <w:r>
         <w:t xml:space="preserve">, </w:t>
       </w:r>
-      <w:r>
-        <w:rPr>
-          <w:color w:val="FF0000"/>
-        </w:rPr>
-        <w:t>ст. 103 Основ законодательства РФ о нотариате</w:t>
-      </w:r>
+      <w:hyperlink r:id="rId11" w:history="1">
+        <w:r>
+          <w:rPr>
+            <w:color w:val="0563C1"/>
+            <w:u w:val="single"/>
+          </w:rPr>
+          <w:t>ст. 102</w:t>
+        </w:r>
+      </w:hyperlink>
+      <w:r>
+        <w:t xml:space="preserve">, </w:t>
+      </w:r>
+      <w:hyperlink r:id="rId12" w:history="1">
+        <w:r>
+          <w:rPr>
+            <w:color w:val="0563C1"/>
+            <w:u w:val="single"/>
+          </w:rPr>
+          <w:t>ст. 103 Основ законодательства РФ о нотариате</w:t>
+        </w:r>
+      </w:hyperlink>
       <w:r>
         <w:t xml:space="preserve">). Это самый надёжный способ: протокол редко оспаривают. Нотариус </w:t>
       </w:r>
@@ -481,12 +511,15 @@
         <w:lastRenderedPageBreak/>
         <w:t>обеспечивает доказательства только до начала дела в суде (</w:t>
       </w:r>
-      <w:r>
-        <w:rPr>
-          <w:color w:val="FF0000"/>
-        </w:rPr>
-        <w:t>ст. 102 Основ законодательства РФ о нотариате</w:t>
-      </w:r>
+      <w:hyperlink r:id="rId13" w:history="1">
+        <w:r>
+          <w:rPr>
+            <w:color w:val="0563C1"/>
+            <w:u w:val="single"/>
+          </w:rPr>
+          <w:t>ст. 102 Основ законодательства РФ о нотариате</w:t>
+        </w:r>
+      </w:hyperlink>
       <w:r>
         <w:t>).</w:t>
       </w:r>
@@ -534,39 +567,51 @@
       <w:r>
         <w:t xml:space="preserve"> обеспечить доказательства или осмотреть страницу на месте в режиме реального времени (</w:t>
       </w:r>
-      <w:r>
-        <w:rPr>
-          <w:color w:val="FF0000"/>
-        </w:rPr>
-        <w:t>ст. 72</w:t>
-      </w:r>
+      <w:hyperlink r:id="rId14" w:history="1">
+        <w:r>
+          <w:rPr>
+            <w:color w:val="0563C1"/>
+            <w:u w:val="single"/>
+          </w:rPr>
+          <w:t>ст. 72</w:t>
+        </w:r>
+      </w:hyperlink>
       <w:r>
         <w:t xml:space="preserve">, </w:t>
       </w:r>
-      <w:r>
-        <w:rPr>
-          <w:color w:val="FF0000"/>
-        </w:rPr>
-        <w:t>ст. 78 АПК РФ</w:t>
-      </w:r>
+      <w:hyperlink r:id="rId15" w:history="1">
+        <w:r>
+          <w:rPr>
+            <w:color w:val="0563C1"/>
+            <w:u w:val="single"/>
+          </w:rPr>
+          <w:t>ст. 78 АПК РФ</w:t>
+        </w:r>
+      </w:hyperlink>
       <w:r>
         <w:t xml:space="preserve">; </w:t>
       </w:r>
-      <w:r>
-        <w:rPr>
-          <w:color w:val="FF0000"/>
-        </w:rPr>
-        <w:t>ст. 64–66</w:t>
-      </w:r>
+      <w:hyperlink r:id="rId16" w:history="1">
+        <w:r>
+          <w:rPr>
+            <w:color w:val="0563C1"/>
+            <w:u w:val="single"/>
+          </w:rPr>
+          <w:t>ст. 64–66</w:t>
+        </w:r>
+      </w:hyperlink>
       <w:r>
         <w:t xml:space="preserve">, </w:t>
       </w:r>
-      <w:r>
-        <w:rPr>
-          <w:color w:val="FF0000"/>
-        </w:rPr>
-        <w:t>ст. 184 ГПК РФ</w:t>
-      </w:r>
+      <w:hyperlink r:id="rId17" w:history="1">
+        <w:r>
+          <w:rPr>
+            <w:color w:val="0563C1"/>
+            <w:u w:val="single"/>
+          </w:rPr>
+          <w:t>ст. 184 ГПК РФ</w:t>
+        </w:r>
+      </w:hyperlink>
       <w:r>
         <w:t>).</w:t>
       </w:r>
@@ -701,32 +746,70 @@
       <w:r>
         <w:t>Закон исходит из того, что автор — это лицо, указанное автором на оригинале или экземпляре произведения либо иным способом согласно правилам об информации об авторском праве (</w:t>
       </w:r>
-      <w:r>
-        <w:rPr>
-          <w:color w:val="FF0000"/>
-        </w:rPr>
-        <w:t>ст. 1257</w:t>
-      </w:r>
-      <w:r>
-        <w:rPr>
-          <w:color w:val="FF0000"/>
-        </w:rPr>
-        <w:t xml:space="preserve"> ГК РФ</w:t>
-      </w:r>
+      <w:hyperlink r:id="rId18" w:history="1">
+        <w:r>
+          <w:rPr>
+            <w:color w:val="0563C1"/>
+            <w:u w:val="single"/>
+          </w:rPr>
+          <w:t>ст. 1257</w:t>
+        </w:r>
+      </w:hyperlink>
+      <w:hyperlink r:id="rId19" w:history="1">
+        <w:r>
+          <w:rPr>
+            <w:color w:val="0563C1"/>
+            <w:u w:val="single"/>
+          </w:rPr>
+          <w:t xml:space="preserve"> ГК РФ</w:t>
+        </w:r>
+      </w:hyperlink>
       <w:r>
         <w:t xml:space="preserve">, </w:t>
       </w:r>
-      <w:r>
-        <w:rPr>
-          <w:color w:val="FF0000"/>
-        </w:rPr>
-        <w:t>ст. 1300 ГК РФ</w:t>
-      </w:r>
+      <w:hyperlink r:id="rId20" w:history="1">
+        <w:r>
+          <w:rPr>
+            <w:color w:val="0563C1"/>
+            <w:u w:val="single"/>
+          </w:rPr>
+          <w:t>ст. 1300 ГК РФ</w:t>
+        </w:r>
+      </w:hyperlink>
       <w:r>
         <w:rPr>
           <w:szCs w:val="28"/>
         </w:rPr>
-        <w:t>; п. 109 ПП ВС РФ № 10). Это</w:t>
+        <w:t xml:space="preserve">; </w:t>
+      </w:r>
+      <w:hyperlink r:id="rId21" w:history="1">
+        <w:r>
+          <w:rPr>
+            <w:rStyle w:val="a5"/>
+            <w:szCs w:val="28"/>
+          </w:rPr>
+          <w:t>п. 109 ПП ВС РФ</w:t>
+        </w:r>
+        <w:r>
+          <w:rPr>
+            <w:rStyle w:val="a5"/>
+            <w:szCs w:val="28"/>
+          </w:rPr>
+          <w:t xml:space="preserve"> </w:t>
+        </w:r>
+        <w:r>
+          <w:rPr>
+            <w:rStyle w:val="a5"/>
+            <w:szCs w:val="28"/>
+          </w:rPr>
+          <w:t>№ 10</w:t>
+        </w:r>
+      </w:hyperlink>
+      <w:r>
+        <w:rPr>
+          <w:szCs w:val="28"/>
+        </w:rPr>
+        <w:t>). Это</w:t>
       </w:r>
       <w:r>
         <w:t xml:space="preserve"> презумпция: её можно опровергнуть. Поэтому соберите доказательства заранее.</w:t>
@@ -894,17 +977,35 @@
       <w:r>
         <w:t>: если программа зарегистрирована в реестре Роспатента, лицо, указанное в реестре, считается автором, пока не доказано иное (</w:t>
       </w:r>
-      <w:r>
-        <w:rPr>
-          <w:color w:val="FF0000"/>
-        </w:rPr>
-        <w:t>ст. 1262 ГК РФ</w:t>
-      </w:r>
+      <w:hyperlink r:id="rId22" w:history="1">
+        <w:r>
+          <w:rPr>
+            <w:color w:val="0563C1"/>
+            <w:u w:val="single"/>
+          </w:rPr>
+          <w:t>ст. 1262 ГК РФ</w:t>
+        </w:r>
+      </w:hyperlink>
       <w:r>
         <w:rPr>
           <w:szCs w:val="28"/>
         </w:rPr>
-        <w:t>; п. 109 ПП ВС РФ № 10).</w:t>
+        <w:t xml:space="preserve">; </w:t>
+      </w:r>
+      <w:hyperlink r:id="rId23" w:history="1">
+        <w:r>
+          <w:rPr>
+            <w:rStyle w:val="a5"/>
+            <w:szCs w:val="28"/>
+          </w:rPr>
+          <w:t>п. 109 ПП ВС РФ № 10</w:t>
+        </w:r>
+      </w:hyperlink>
+      <w:r>
+        <w:rPr>
+          <w:szCs w:val="28"/>
+        </w:rPr>
+        <w:t>).</w:t>
       </w:r>
     </w:p>
     <w:p>
@@ -945,12 +1046,15 @@
       <w:r>
         <w:t>: трудовой договор, должностная инструкция, служебное задание, акт приёмки (</w:t>
       </w:r>
-      <w:r>
-        <w:rPr>
-          <w:color w:val="FF0000"/>
-        </w:rPr>
-        <w:t>ст. 1295 ГК РФ</w:t>
-      </w:r>
+      <w:hyperlink r:id="rId24" w:history="1">
+        <w:r>
+          <w:rPr>
+            <w:color w:val="0563C1"/>
+            <w:u w:val="single"/>
+          </w:rPr>
+          <w:t>ст. 1295 ГК РФ</w:t>
+        </w:r>
+      </w:hyperlink>
       <w:r>
         <w:t>).</w:t>
       </w:r>
@@ -1008,12 +1112,15 @@
       <w:r>
         <w:t>, проверьте, вправе ли вы сами защищать права. Обладатель исключительной лицензии может защищать их своими силами, если нарушение затрагивает его права (</w:t>
       </w:r>
-      <w:r>
-        <w:rPr>
-          <w:color w:val="FF0000"/>
-        </w:rPr>
-        <w:t>ст. 1254 ГК РФ</w:t>
-      </w:r>
+      <w:hyperlink r:id="rId25" w:history="1">
+        <w:r>
+          <w:rPr>
+            <w:color w:val="0563C1"/>
+            <w:u w:val="single"/>
+          </w:rPr>
+          <w:t>ст. 1254 ГК РФ</w:t>
+        </w:r>
+      </w:hyperlink>
       <w:r>
         <w:t>). Обладатель простой лицензии, как правило, не может: обратитесь к правообладателю.</w:t>
       </w:r>
@@ -1078,12 +1185,15 @@
       <w:r>
         <w:t xml:space="preserve"> (таблица «оригинал — копия»): что совпадает дословно, что изменено. Помните: идеи и типовые решения не охраняются, только конкретная форма (</w:t>
       </w:r>
-      <w:r>
-        <w:rPr>
-          <w:color w:val="FF0000"/>
-        </w:rPr>
-        <w:t>п. 5 ст. 1259 ГК РФ</w:t>
-      </w:r>
+      <w:hyperlink r:id="rId26" w:history="1">
+        <w:r>
+          <w:rPr>
+            <w:color w:val="0563C1"/>
+            <w:u w:val="single"/>
+          </w:rPr>
+          <w:t>п. 5 ст. 1259 ГК РФ</w:t>
+        </w:r>
+      </w:hyperlink>
       <w:r>
         <w:t>).</w:t>
       </w:r>
@@ -1100,30 +1210,39 @@
       <w:r>
         <w:t>Решите, что вам нужно: убрать копию, получить компенсацию или и то, и другое. Компенсация — от 10 000 до 10 000 000 руб. за нарушение (</w:t>
       </w:r>
-      <w:r>
-        <w:rPr>
-          <w:color w:val="FF0000"/>
-        </w:rPr>
-        <w:t>ст. 1301</w:t>
-      </w:r>
+      <w:hyperlink r:id="rId27" w:history="1">
+        <w:r>
+          <w:rPr>
+            <w:color w:val="0563C1"/>
+            <w:u w:val="single"/>
+          </w:rPr>
+          <w:t>ст. 1301</w:t>
+        </w:r>
+      </w:hyperlink>
       <w:r>
         <w:t xml:space="preserve">, </w:t>
       </w:r>
-      <w:r>
-        <w:rPr>
-          <w:color w:val="FF0000"/>
-        </w:rPr>
-        <w:t>ст. 1252.1 ГК РФ</w:t>
-      </w:r>
+      <w:hyperlink r:id="rId28" w:history="1">
+        <w:r>
+          <w:rPr>
+            <w:color w:val="0563C1"/>
+            <w:u w:val="single"/>
+          </w:rPr>
+          <w:t>ст. 1252.1 ГК РФ</w:t>
+        </w:r>
+      </w:hyperlink>
       <w:r>
         <w:t>). Если удалили подпись или водяной знак, можно требовать отдельную компенсацию (</w:t>
       </w:r>
-      <w:r>
-        <w:rPr>
-          <w:color w:val="FF0000"/>
-        </w:rPr>
-        <w:t>п. 3 ст. 1300 ГК РФ</w:t>
-      </w:r>
+      <w:hyperlink r:id="rId29" w:history="1">
+        <w:r>
+          <w:rPr>
+            <w:color w:val="0563C1"/>
+            <w:u w:val="single"/>
+          </w:rPr>
+          <w:t>п. 3 ст. 1300 ГК РФ</w:t>
+        </w:r>
+      </w:hyperlink>
       <w:r>
         <w:t>).</w:t>
       </w:r>
@@ -1149,12 +1268,15 @@
       <w:r>
         <w:t>. Между ИП и организациями она обязательна: иск можно подать через 30 дней после её направления (</w:t>
       </w:r>
-      <w:r>
-        <w:rPr>
-          <w:color w:val="FF0000"/>
-        </w:rPr>
-        <w:t>п. 5.1 ст. 1252 ГК РФ</w:t>
-      </w:r>
+      <w:hyperlink r:id="rId30" w:history="1">
+        <w:r>
+          <w:rPr>
+            <w:color w:val="0563C1"/>
+            <w:u w:val="single"/>
+          </w:rPr>
+          <w:t>п. 5.1 ст. 1252 ГК РФ</w:t>
+        </w:r>
+      </w:hyperlink>
       <w:r>
         <w:t>).</w:t>
       </w:r>
@@ -1180,12 +1302,15 @@
       <w:r>
         <w:t xml:space="preserve"> площадкам: хостинг-провайдеру, магазину приложений, рекламной системе (</w:t>
       </w:r>
-      <w:r>
-        <w:rPr>
-          <w:color w:val="FF0000"/>
-        </w:rPr>
-        <w:t>ст. 1253.1 ГК РФ</w:t>
-      </w:r>
+      <w:hyperlink r:id="rId31" w:history="1">
+        <w:r>
+          <w:rPr>
+            <w:color w:val="0563C1"/>
+            <w:u w:val="single"/>
+          </w:rPr>
+          <w:t>ст. 1253.1 ГК РФ</w:t>
+        </w:r>
+      </w:hyperlink>
       <w:r>
         <w:t>).</w:t>
       </w:r>
@@ -1211,21 +1336,27 @@
       <w:r>
         <w:t xml:space="preserve"> со дня, когда вы узнали или должны были узнать о нарушении и о том, кто нарушитель (</w:t>
       </w:r>
-      <w:r>
-        <w:rPr>
-          <w:color w:val="FF0000"/>
-        </w:rPr>
-        <w:t>ст. 196</w:t>
-      </w:r>
+      <w:hyperlink r:id="rId32" w:history="1">
+        <w:r>
+          <w:rPr>
+            <w:color w:val="0563C1"/>
+            <w:u w:val="single"/>
+          </w:rPr>
+          <w:t>ст. 196</w:t>
+        </w:r>
+      </w:hyperlink>
       <w:r>
         <w:t xml:space="preserve">, </w:t>
       </w:r>
-      <w:r>
-        <w:rPr>
-          <w:color w:val="FF0000"/>
-        </w:rPr>
-        <w:t>ст. 200 ГК РФ</w:t>
-      </w:r>
+      <w:hyperlink r:id="rId33" w:history="1">
+        <w:r>
+          <w:rPr>
+            <w:color w:val="0563C1"/>
+            <w:u w:val="single"/>
+          </w:rPr>
+          <w:t>ст. 200 ГК РФ</w:t>
+        </w:r>
+      </w:hyperlink>
       <w:r>
         <w:t>).</w:t>
       </w:r>
@@ -1247,7 +1378,7 @@
     </w:p>
     <w:p/>
     <w:sectPr>
-      <w:footerReference w:type="default" r:id="rId7"/>
+      <w:footerReference w:type="default" r:id="rId34"/>
       <w:pgSz w:w="11906" w:h="16838"/>
       <w:pgMar w:top="1000" w:right="1000" w:bottom="1000" w:left="1000" w:header="708" w:footer="708" w:gutter="0"/>
       <w:cols w:space="720"/>
@@ -2290,6 +2421,30 @@
     <w:uiPriority w:val="99"/>
     <w:rsid w:val="00FC4265"/>
   </w:style>
+  <w:style w:type="character" w:styleId="af0">
+    <w:name w:val="Unresolved Mention"/>
+    <w:basedOn w:val="a0"/>
+    <w:uiPriority w:val="99"/>
+    <w:semiHidden/>
+    <w:unhideWhenUsed/>
+    <w:rsid w:val="00E037EE"/>
+    <w:rPr>
+      <w:color w:val="605E5C"/>
+      <w:shd w:val="clear" w:color="auto" w:fill="E1DFDD"/>
+    </w:rPr>
+  </w:style>
+  <w:style w:type="character" w:styleId="af1">
+    <w:name w:val="FollowedHyperlink"/>
+    <w:basedOn w:val="a0"/>
+    <w:uiPriority w:val="99"/>
+    <w:semiHidden/>
+    <w:unhideWhenUsed/>
+    <w:rsid w:val="00E037EE"/>
+    <w:rPr>
+      <w:color w:val="954F72" w:themeColor="followedHyperlink"/>
+      <w:u w:val="single"/>
+    </w:rPr>
+  </w:style>
 </w:styles>
 </file>
 
